--- a/assets/template/doc/SPT_BARU.docx
+++ b/assets/template/doc/SPT_BARU.docx
@@ -99,7 +99,7 @@
           <w:sz w:val="22"/>
           <w:szCs w:val="22"/>
         </w:rPr>
-        <w:t xml:space="preserve">                 </w:t>
+        <w:t xml:space="preserve">            </w:t>
       </w:r>
       <w:r>
         <w:rPr>
@@ -112,11 +112,38 @@
       <w:r>
         <w:rPr>
           <w:rFonts w:ascii="Arial" w:hAnsi="Arial" w:cs="Arial"/>
-          <w:sz w:val="22"/>
-          <w:szCs w:val="22"/>
-          <w:lang w:val="en-US"/>
-        </w:rPr>
-        <w:t>800/</w:t>
+          <w:b/>
+          <w:bCs/>
+          <w:lang w:val="sv-SE"/>
+        </w:rPr>
+        <w:t xml:space="preserve"> </w:t>
+      </w:r>
+      <w:r>
+        <w:rPr>
+          <w:rFonts w:ascii="Arial" w:hAnsi="Arial" w:cs="Arial"/>
+          <w:b/>
+          <w:bCs/>
+          <w:lang w:val="sv-SE"/>
+        </w:rPr>
+        <w:t>${</w:t>
+      </w:r>
+      <w:r>
+        <w:rPr>
+          <w:rFonts w:ascii="Arial" w:hAnsi="Arial" w:cs="Arial"/>
+          <w:b/>
+          <w:bCs/>
+          <w:lang w:val="sv-SE"/>
+        </w:rPr>
+        <w:t>letter_code</w:t>
+      </w:r>
+      <w:r>
+        <w:rPr>
+          <w:rFonts w:ascii="Arial" w:hAnsi="Arial" w:cs="Arial"/>
+          <w:b/>
+          <w:bCs/>
+          <w:lang w:val="sv-SE"/>
+        </w:rPr>
+        <w:t>}</w:t>
       </w:r>
     </w:p>
     <w:p>
@@ -1455,28 +1482,16 @@
           <w:rFonts w:ascii="Arial" w:hAnsi="Arial" w:cs="Arial"/>
           <w:lang w:val="en-US"/>
         </w:rPr>
-        <w:t xml:space="preserve">   </w:t>
-      </w:r>
-      <w:r>
-        <w:rPr>
-          <w:rFonts w:ascii="Arial" w:hAnsi="Arial" w:cs="Arial"/>
-          <w:lang w:val="en-US"/>
-        </w:rPr>
-        <w:t xml:space="preserve"> </w:t>
-      </w:r>
-      <w:r>
-        <w:rPr>
-          <w:rFonts w:ascii="Arial" w:hAnsi="Arial" w:cs="Arial"/>
-          <w:lang w:val="en-US"/>
-        </w:rPr>
-        <w:t xml:space="preserve"> </w:t>
-      </w:r>
-      <w:r>
-        <w:rPr>
-          <w:rFonts w:ascii="Arial" w:hAnsi="Arial" w:cs="Arial"/>
-          <w:lang w:val="en-US"/>
-        </w:rPr>
-        <w:t>Maret 2022</w:t>
+        <w:t xml:space="preserve">  </w:t>
+      </w:r>
+      <w:r>
+        <w:rPr>
+          <w:rFonts w:ascii="Arial" w:hAnsi="Arial" w:cs="Arial"/>
+          <w:b/>
+          <w:sz w:val="20"/>
+          <w:szCs w:val="20"/>
+        </w:rPr>
+        <w:t>${tgl_surat}</w:t>
       </w:r>
     </w:p>
     <w:p>
@@ -1767,96 +1782,141 @@
     </w:p>
     <w:p>
       <w:pPr>
+        <w:ind w:firstLine="5040"/>
+        <w:rPr>
+          <w:rFonts w:ascii="Arial" w:hAnsi="Arial" w:cs="Arial"/>
+          <w:b/>
+        </w:rPr>
+      </w:pPr>
+      <w:r>
+        <w:rPr>
+          <w:lang w:val="en-US"/>
+        </w:rPr>
+        <w:tab/>
+      </w:r>
+      <w:r>
+        <w:rPr>
+          <w:lang w:val="en-US"/>
+        </w:rPr>
+        <w:tab/>
+      </w:r>
+      <w:r>
+        <w:rPr>
+          <w:lang w:val="en-US"/>
+        </w:rPr>
+        <w:tab/>
+      </w:r>
+      <w:r>
+        <w:rPr>
+          <w:lang w:val="en-US"/>
+        </w:rPr>
+        <w:tab/>
+      </w:r>
+      <w:r>
+        <w:rPr>
+          <w:lang w:val="en-US"/>
+        </w:rPr>
+        <w:tab/>
+      </w:r>
+      <w:r>
+        <w:rPr>
+          <w:lang w:val="en-US"/>
+        </w:rPr>
+        <w:tab/>
+      </w:r>
+      <w:r>
+        <w:rPr>
+          <w:lang w:val="en-US"/>
+        </w:rPr>
+        <w:tab/>
+      </w:r>
+      <w:r>
+        <w:rPr>
+          <w:lang w:val="en-US"/>
+        </w:rPr>
+        <w:tab/>
+      </w:r>
+      <w:r>
+        <w:rPr>
+          <w:lang w:val="en-US"/>
+        </w:rPr>
+        <w:tab/>
+      </w:r>
+      <w:r>
+        <w:rPr>
+          <w:lang w:val="en-US"/>
+        </w:rPr>
+        <w:tab/>
+      </w:r>
+      <w:r>
+        <w:rPr>
+          <w:lang w:val="en-US"/>
+        </w:rPr>
+        <w:tab/>
+      </w:r>
+      <w:r>
+        <w:rPr>
+          <w:lang w:val="en-US"/>
+        </w:rPr>
+        <w:tab/>
+      </w:r>
+      <w:r>
+        <w:rPr>
+          <w:rFonts w:ascii="Arial" w:hAnsi="Arial" w:cs="Arial"/>
+          <w:b/>
+        </w:rPr>
+        <w:t>${namapimpinan}</w:t>
+      </w:r>
+    </w:p>
+    <w:p>
+      <w:pPr>
+        <w:ind w:firstLine="5040"/>
+        <w:rPr>
+          <w:rFonts w:ascii="Arial" w:hAnsi="Arial" w:cs="Arial"/>
+          <w:b/>
+          <w:lang w:val="pt-BR"/>
+        </w:rPr>
+      </w:pPr>
+      <w:r>
+        <w:rPr>
+          <w:rFonts w:ascii="Arial" w:hAnsi="Arial" w:cs="Arial"/>
+          <w:b/>
+          <w:lang w:val="pt-BR"/>
+        </w:rPr>
+        <w:t>${jabatanpimpinan}</w:t>
+      </w:r>
+    </w:p>
+    <w:p>
+      <w:pPr>
+        <w:ind w:firstLine="5040"/>
+        <w:rPr>
+          <w:rFonts w:ascii="Arial" w:hAnsi="Arial" w:cs="Arial"/>
+          <w:b/>
+        </w:rPr>
+      </w:pPr>
+      <w:r>
+        <w:rPr>
+          <w:rFonts w:ascii="Arial" w:hAnsi="Arial" w:cs="Arial"/>
+          <w:b/>
+          <w:lang w:val="pt-BR"/>
+        </w:rPr>
+        <w:t xml:space="preserve">NIP </w:t>
+      </w:r>
+      <w:r>
+        <w:rPr>
+          <w:rFonts w:ascii="Arial" w:hAnsi="Arial" w:cs="Arial"/>
+          <w:b/>
+        </w:rPr>
+        <w:t>${nippimpinan}</w:t>
+      </w:r>
+    </w:p>
+    <w:p>
+      <w:pPr>
         <w:tabs>
           <w:tab w:val="left" w:pos="5040"/>
           <w:tab w:val="left" w:pos="5130"/>
           <w:tab w:val="left" w:pos="5580"/>
         </w:tabs>
-        <w:rPr>
-          <w:rFonts w:ascii="Arial" w:eastAsia="Arial Unicode MS" w:hAnsi="Arial" w:cs="Arial"/>
-          <w:b/>
-        </w:rPr>
-      </w:pPr>
-      <w:r>
-        <w:rPr>
-          <w:lang w:val="en-US"/>
-        </w:rPr>
-        <w:tab/>
-      </w:r>
-      <w:r>
-        <w:rPr>
-          <w:lang w:val="en-US"/>
-        </w:rPr>
-        <w:tab/>
-      </w:r>
-      <w:r>
-        <w:rPr>
-          <w:rFonts w:ascii="Arial" w:eastAsia="Arial Unicode MS" w:hAnsi="Arial" w:cs="Arial"/>
-          <w:b/>
-        </w:rPr>
-        <w:t>Drs. OK ZULFI, M.SI</w:t>
-      </w:r>
-    </w:p>
-    <w:p>
-      <w:pPr>
-        <w:tabs>
-          <w:tab w:val="left" w:pos="5040"/>
-          <w:tab w:val="left" w:pos="5130"/>
-          <w:tab w:val="left" w:pos="5580"/>
-        </w:tabs>
-        <w:rPr>
-          <w:rFonts w:ascii="Arial" w:eastAsia="Arial Unicode MS" w:hAnsi="Arial" w:cs="Arial"/>
-          <w:b/>
-        </w:rPr>
-      </w:pPr>
-      <w:r>
-        <w:rPr>
-          <w:rFonts w:ascii="Arial" w:eastAsia="Arial Unicode MS" w:hAnsi="Arial" w:cs="Arial"/>
-          <w:b/>
-        </w:rPr>
-        <w:tab/>
-      </w:r>
-      <w:r>
-        <w:rPr>
-          <w:rFonts w:ascii="Arial" w:eastAsia="Arial Unicode MS" w:hAnsi="Arial" w:cs="Arial"/>
-          <w:b/>
-        </w:rPr>
-        <w:tab/>
-        <w:t>PEMBINA UTAMA MUDA</w:t>
-      </w:r>
-    </w:p>
-    <w:p>
-      <w:pPr>
-        <w:tabs>
-          <w:tab w:val="left" w:pos="5040"/>
-          <w:tab w:val="left" w:pos="5130"/>
-          <w:tab w:val="left" w:pos="5580"/>
-        </w:tabs>
-        <w:rPr>
-          <w:rFonts w:ascii="Arial" w:eastAsia="Arial Unicode MS" w:hAnsi="Arial" w:cs="Arial"/>
-          <w:b/>
-        </w:rPr>
-      </w:pPr>
-      <w:r>
-        <w:rPr>
-          <w:rFonts w:ascii="Arial" w:eastAsia="Arial Unicode MS" w:hAnsi="Arial" w:cs="Arial"/>
-          <w:b/>
-        </w:rPr>
-        <w:tab/>
-      </w:r>
-      <w:r>
-        <w:rPr>
-          <w:rFonts w:ascii="Arial" w:eastAsia="Arial Unicode MS" w:hAnsi="Arial" w:cs="Arial"/>
-          <w:b/>
-        </w:rPr>
-        <w:tab/>
-        <w:t>NIP. 19631225 198811 1 002</w:t>
-      </w:r>
-    </w:p>
-    <w:p>
-      <w:pPr>
-        <w:ind w:left="3740" w:hanging="3740"/>
-        <w:jc w:val="both"/>
         <w:rPr>
           <w:rFonts w:ascii="Arial" w:hAnsi="Arial" w:cs="Arial"/>
         </w:rPr>
@@ -2005,46 +2065,6 @@
         </w:rPr>
         <w:t>Pertinggal.</w:t>
       </w:r>
-    </w:p>
-    <w:p>
-      <w:pPr>
-        <w:tabs>
-          <w:tab w:val="left" w:pos="630"/>
-        </w:tabs>
-        <w:rPr>
-          <w:rFonts w:ascii="Arial" w:hAnsi="Arial" w:cs="Arial"/>
-          <w:sz w:val="22"/>
-          <w:szCs w:val="22"/>
-          <w:lang w:val="id-ID"/>
-        </w:rPr>
-      </w:pPr>
-    </w:p>
-    <w:p>
-      <w:pPr>
-        <w:tabs>
-          <w:tab w:val="left" w:pos="630"/>
-        </w:tabs>
-        <w:rPr>
-          <w:rFonts w:ascii="Arial" w:hAnsi="Arial" w:cs="Arial"/>
-          <w:sz w:val="22"/>
-          <w:szCs w:val="22"/>
-          <w:lang w:val="id-ID"/>
-        </w:rPr>
-      </w:pPr>
-    </w:p>
-    <w:p>
-      <w:pPr>
-        <w:tabs>
-          <w:tab w:val="left" w:pos="630"/>
-          <w:tab w:val="left" w:pos="8049"/>
-        </w:tabs>
-        <w:rPr>
-          <w:rFonts w:ascii="Arial" w:hAnsi="Arial" w:cs="Arial"/>
-          <w:sz w:val="22"/>
-          <w:szCs w:val="22"/>
-          <w:lang w:val="en-US"/>
-        </w:rPr>
-      </w:pPr>
     </w:p>
     <w:p>
       <w:pPr>
@@ -2948,7 +2968,7 @@
     <w:lsdException w:name="Table Web 2" w:semiHidden="1" w:unhideWhenUsed="1"/>
     <w:lsdException w:name="Table Web 3" w:semiHidden="1" w:unhideWhenUsed="1"/>
     <w:lsdException w:name="Balloon Text" w:semiHidden="1" w:unhideWhenUsed="1"/>
-    <w:lsdException w:name="Table Grid" w:semiHidden="1" w:uiPriority="59" w:unhideWhenUsed="1"/>
+    <w:lsdException w:name="Table Grid" w:uiPriority="59"/>
     <w:lsdException w:name="Table Theme" w:semiHidden="1" w:unhideWhenUsed="1"/>
     <w:lsdException w:name="Placeholder Text" w:semiHidden="1"/>
     <w:lsdException w:name="No Spacing" w:uiPriority="1" w:qFormat="1"/>

--- a/assets/template/doc/SPT_BARU.docx
+++ b/assets/template/doc/SPT_BARU.docx
@@ -262,15 +262,15 @@
     <w:tbl>
       <w:tblPr>
         <w:tblStyle w:val="TableGrid"/>
-        <w:tblW w:w="8910" w:type="dxa"/>
-        <w:tblInd w:w="468" w:type="dxa"/>
+        <w:tblW w:w="10980" w:type="dxa"/>
+        <w:tblInd w:w="-905" w:type="dxa"/>
         <w:tblLook w:val="04A0" w:firstRow="1" w:lastRow="0" w:firstColumn="1" w:lastColumn="0" w:noHBand="0" w:noVBand="1"/>
       </w:tblPr>
       <w:tblGrid>
-        <w:gridCol w:w="602"/>
-        <w:gridCol w:w="3127"/>
-        <w:gridCol w:w="2031"/>
-        <w:gridCol w:w="3150"/>
+        <w:gridCol w:w="512"/>
+        <w:gridCol w:w="3455"/>
+        <w:gridCol w:w="3882"/>
+        <w:gridCol w:w="3131"/>
       </w:tblGrid>
       <w:tr>
         <w:trPr>
@@ -278,7 +278,7 @@
         </w:trPr>
         <w:tc>
           <w:tcPr>
-            <w:tcW w:w="602" w:type="dxa"/>
+            <w:tcW w:w="512" w:type="dxa"/>
             <w:vAlign w:val="center"/>
           </w:tcPr>
           <w:p>
@@ -309,7 +309,7 @@
         </w:tc>
         <w:tc>
           <w:tcPr>
-            <w:tcW w:w="3127" w:type="dxa"/>
+            <w:tcW w:w="3455" w:type="dxa"/>
             <w:vAlign w:val="center"/>
           </w:tcPr>
           <w:p>
@@ -340,7 +340,7 @@
         </w:tc>
         <w:tc>
           <w:tcPr>
-            <w:tcW w:w="2031" w:type="dxa"/>
+            <w:tcW w:w="3882" w:type="dxa"/>
             <w:vAlign w:val="center"/>
           </w:tcPr>
           <w:p>
@@ -371,7 +371,7 @@
         </w:tc>
         <w:tc>
           <w:tcPr>
-            <w:tcW w:w="3150" w:type="dxa"/>
+            <w:tcW w:w="3131" w:type="dxa"/>
             <w:vAlign w:val="center"/>
           </w:tcPr>
           <w:p>
@@ -407,7 +407,7 @@
         </w:trPr>
         <w:tc>
           <w:tcPr>
-            <w:tcW w:w="602" w:type="dxa"/>
+            <w:tcW w:w="512" w:type="dxa"/>
             <w:shd w:val="clear" w:color="auto" w:fill="E5B8B7" w:themeFill="accent2" w:themeFillTint="66"/>
           </w:tcPr>
           <w:p>
@@ -435,7 +435,7 @@
         </w:tc>
         <w:tc>
           <w:tcPr>
-            <w:tcW w:w="3127" w:type="dxa"/>
+            <w:tcW w:w="3455" w:type="dxa"/>
             <w:shd w:val="clear" w:color="auto" w:fill="E5B8B7" w:themeFill="accent2" w:themeFillTint="66"/>
           </w:tcPr>
           <w:p>
@@ -463,7 +463,7 @@
         </w:tc>
         <w:tc>
           <w:tcPr>
-            <w:tcW w:w="2031" w:type="dxa"/>
+            <w:tcW w:w="3882" w:type="dxa"/>
             <w:shd w:val="clear" w:color="auto" w:fill="E5B8B7" w:themeFill="accent2" w:themeFillTint="66"/>
           </w:tcPr>
           <w:p>
@@ -491,7 +491,7 @@
         </w:tc>
         <w:tc>
           <w:tcPr>
-            <w:tcW w:w="3150" w:type="dxa"/>
+            <w:tcW w:w="3131" w:type="dxa"/>
             <w:shd w:val="clear" w:color="auto" w:fill="E5B8B7" w:themeFill="accent2" w:themeFillTint="66"/>
           </w:tcPr>
           <w:p>
@@ -518,13 +518,104 @@
           </w:p>
         </w:tc>
       </w:tr>
+    </w:tbl>
+    <w:p>
+      <w:pPr>
+        <w:tabs>
+          <w:tab w:val="left" w:pos="374"/>
+          <w:tab w:val="left" w:pos="1134"/>
+          <w:tab w:val="left" w:pos="2268"/>
+          <w:tab w:val="left" w:pos="2552"/>
+          <w:tab w:val="left" w:pos="4536"/>
+          <w:tab w:val="left" w:pos="4820"/>
+        </w:tabs>
+        <w:jc w:val="center"/>
+        <w:rPr>
+          <w:rFonts w:ascii="Arial Narrow" w:hAnsi="Arial Narrow" w:cs="Arial"/>
+        </w:rPr>
+      </w:pPr>
+      <w:r>
+        <w:rPr>
+          <w:rFonts w:ascii="Arial Narrow" w:hAnsi="Arial Narrow"/>
+        </w:rPr>
+        <w:t xml:space="preserve"> </w:t>
+      </w:r>
+      <w:r>
+        <w:rPr>
+          <w:rFonts w:ascii="Arial Narrow" w:hAnsi="Arial Narrow"/>
+        </w:rPr>
+        <w:t xml:space="preserve"> </w:t>
+      </w:r>
+      <w:r>
+        <w:rPr>
+          <w:rFonts w:ascii="Arial Narrow" w:hAnsi="Arial Narrow"/>
+        </w:rPr>
+        <w:t xml:space="preserve"> </w:t>
+      </w:r>
+      <w:r>
+        <w:rPr>
+          <w:rFonts w:ascii="Arial Narrow" w:hAnsi="Arial Narrow" w:cs="Arial"/>
+        </w:rPr>
+        <w:t>${</w:t>
+      </w:r>
+      <w:r>
+        <w:rPr>
+          <w:rFonts w:ascii="Arial Narrow" w:hAnsi="Arial Narrow" w:cs="Arial"/>
+        </w:rPr>
+        <w:t>block_name</w:t>
+      </w:r>
+      <w:r>
+        <w:rPr>
+          <w:rFonts w:ascii="Arial Narrow" w:hAnsi="Arial Narrow" w:cs="Arial"/>
+        </w:rPr>
+        <w:t>}</w:t>
+      </w:r>
+      <w:r>
+        <w:rPr>
+          <w:rFonts w:ascii="Arial Narrow" w:hAnsi="Arial Narrow" w:cs="Arial"/>
+        </w:rPr>
+        <w:t xml:space="preserve"> </w:t>
+      </w:r>
+    </w:p>
+    <w:p>
+      <w:pPr>
+        <w:pStyle w:val="BodyTextIndent"/>
+        <w:tabs>
+          <w:tab w:val="clear" w:pos="374"/>
+          <w:tab w:val="clear" w:pos="2618"/>
+          <w:tab w:val="clear" w:pos="2805"/>
+          <w:tab w:val="left" w:pos="748"/>
+          <w:tab w:val="left" w:pos="2250"/>
+          <w:tab w:val="left" w:pos="2552"/>
+          <w:tab w:val="left" w:pos="4536"/>
+          <w:tab w:val="left" w:pos="4820"/>
+        </w:tabs>
+        <w:spacing w:before="20"/>
+        <w:ind w:left="0" w:firstLine="0"/>
+        <w:rPr>
+          <w:rFonts w:ascii="Arial Narrow" w:hAnsi="Arial Narrow"/>
+        </w:rPr>
+      </w:pPr>
+    </w:p>
+    <w:tbl>
+      <w:tblPr>
+        <w:tblStyle w:val="TableGrid"/>
+        <w:tblW w:w="10829" w:type="dxa"/>
+        <w:tblInd w:w="-905" w:type="dxa"/>
+        <w:tblLook w:val="04A0" w:firstRow="1" w:lastRow="0" w:firstColumn="1" w:lastColumn="0" w:noHBand="0" w:noVBand="1"/>
+      </w:tblPr>
+      <w:tblGrid>
+        <w:gridCol w:w="3574"/>
+        <w:gridCol w:w="4016"/>
+        <w:gridCol w:w="3239"/>
+      </w:tblGrid>
       <w:tr>
         <w:trPr>
-          <w:trHeight w:val="692"/>
+          <w:trHeight w:val="1540"/>
         </w:trPr>
         <w:tc>
           <w:tcPr>
-            <w:tcW w:w="602" w:type="dxa"/>
+            <w:tcW w:w="3574" w:type="dxa"/>
             <w:vAlign w:val="center"/>
           </w:tcPr>
           <w:p>
@@ -542,17 +633,55 @@
                 <w:rFonts w:ascii="Arial Narrow" w:hAnsi="Arial Narrow" w:cs="Arial"/>
               </w:rPr>
             </w:pPr>
+          </w:p>
+          <w:p>
+            <w:pPr>
+              <w:tabs>
+                <w:tab w:val="left" w:pos="374"/>
+                <w:tab w:val="left" w:pos="1134"/>
+                <w:tab w:val="left" w:pos="2268"/>
+                <w:tab w:val="left" w:pos="2552"/>
+                <w:tab w:val="left" w:pos="4536"/>
+                <w:tab w:val="left" w:pos="4820"/>
+              </w:tabs>
+              <w:jc w:val="center"/>
+              <w:rPr>
+                <w:rFonts w:ascii="Arial Narrow" w:hAnsi="Arial Narrow" w:cs="Arial"/>
+              </w:rPr>
+            </w:pPr>
             <w:r>
               <w:rPr>
                 <w:rFonts w:ascii="Arial Narrow" w:hAnsi="Arial Narrow" w:cs="Arial"/>
               </w:rPr>
-              <w:t>1</w:t>
+              <w:t xml:space="preserve"> </w:t>
+            </w:r>
+          </w:p>
+          <w:p>
+            <w:pPr>
+              <w:tabs>
+                <w:tab w:val="left" w:pos="374"/>
+                <w:tab w:val="left" w:pos="1134"/>
+                <w:tab w:val="left" w:pos="2268"/>
+                <w:tab w:val="left" w:pos="2552"/>
+                <w:tab w:val="left" w:pos="4536"/>
+                <w:tab w:val="left" w:pos="4820"/>
+              </w:tabs>
+              <w:jc w:val="center"/>
+              <w:rPr>
+                <w:rFonts w:ascii="Arial Narrow" w:hAnsi="Arial Narrow" w:cs="Arial"/>
+              </w:rPr>
+            </w:pPr>
+            <w:r>
+              <w:rPr>
+                <w:rFonts w:ascii="Arial Narrow" w:hAnsi="Arial Narrow"/>
+              </w:rPr>
+              <w:t xml:space="preserve"> </w:t>
             </w:r>
           </w:p>
         </w:tc>
         <w:tc>
           <w:tcPr>
-            <w:tcW w:w="3127" w:type="dxa"/>
+            <w:tcW w:w="4016" w:type="dxa"/>
             <w:vAlign w:val="center"/>
           </w:tcPr>
           <w:p>
@@ -569,11 +698,27 @@
                 <w:rFonts w:ascii="Arial Narrow" w:hAnsi="Arial Narrow" w:cs="Arial"/>
               </w:rPr>
             </w:pPr>
+          </w:p>
+          <w:p>
+            <w:pPr>
+              <w:tabs>
+                <w:tab w:val="left" w:pos="374"/>
+                <w:tab w:val="left" w:pos="1134"/>
+                <w:tab w:val="left" w:pos="2268"/>
+                <w:tab w:val="left" w:pos="2552"/>
+                <w:tab w:val="left" w:pos="4536"/>
+                <w:tab w:val="left" w:pos="4820"/>
+              </w:tabs>
+              <w:jc w:val="center"/>
+              <w:rPr>
+                <w:rFonts w:ascii="Arial Narrow" w:hAnsi="Arial Narrow" w:cs="Arial"/>
+              </w:rPr>
+            </w:pPr>
             <w:r>
               <w:rPr>
                 <w:rFonts w:ascii="Arial Narrow" w:hAnsi="Arial Narrow" w:cs="Arial"/>
               </w:rPr>
-              <w:t>MUHAMMAD AMSAR, SE, MM</w:t>
+              <w:t xml:space="preserve"> </w:t>
             </w:r>
           </w:p>
           <w:p>
@@ -586,6 +731,7 @@
                 <w:tab w:val="left" w:pos="4536"/>
                 <w:tab w:val="left" w:pos="4820"/>
               </w:tabs>
+              <w:jc w:val="center"/>
               <w:rPr>
                 <w:rFonts w:ascii="Arial Narrow" w:hAnsi="Arial Narrow" w:cs="Arial"/>
               </w:rPr>
@@ -594,13 +740,191 @@
               <w:rPr>
                 <w:rFonts w:ascii="Arial Narrow" w:hAnsi="Arial Narrow" w:cs="Arial"/>
               </w:rPr>
-              <w:t>NIP. 19790921 201101 1 004</w:t>
+              <w:t xml:space="preserve"> </w:t>
+            </w:r>
+          </w:p>
+          <w:p>
+            <w:pPr>
+              <w:tabs>
+                <w:tab w:val="left" w:pos="374"/>
+                <w:tab w:val="left" w:pos="1134"/>
+                <w:tab w:val="left" w:pos="2268"/>
+                <w:tab w:val="left" w:pos="2552"/>
+                <w:tab w:val="left" w:pos="4536"/>
+                <w:tab w:val="left" w:pos="4820"/>
+              </w:tabs>
+              <w:jc w:val="center"/>
+              <w:rPr>
+                <w:rFonts w:ascii="Arial Narrow" w:hAnsi="Arial Narrow" w:cs="Arial"/>
+                <w:b/>
+                <w:bCs/>
+              </w:rPr>
+            </w:pPr>
+            <w:r>
+              <w:rPr>
+                <w:rFonts w:ascii="Arial Narrow" w:hAnsi="Arial Narrow" w:cs="Arial"/>
+                <w:b/>
+                <w:bCs/>
+              </w:rPr>
+              <w:t>${</w:t>
+            </w:r>
+            <w:r>
+              <w:rPr>
+                <w:rFonts w:ascii="Arial Narrow" w:hAnsi="Arial Narrow" w:cs="Arial"/>
+                <w:b/>
+                <w:bCs/>
+              </w:rPr>
+              <w:t>nama</w:t>
+            </w:r>
+            <w:r>
+              <w:rPr>
+                <w:rFonts w:ascii="Arial Narrow" w:hAnsi="Arial Narrow" w:cs="Arial"/>
+                <w:b/>
+                <w:bCs/>
+              </w:rPr>
+              <w:t>}</w:t>
+            </w:r>
+            <w:r>
+              <w:rPr>
+                <w:rFonts w:ascii="Arial Narrow" w:hAnsi="Arial Narrow" w:cs="Arial"/>
+                <w:b/>
+                <w:bCs/>
+              </w:rPr>
+              <w:t xml:space="preserve"> – ${</w:t>
+            </w:r>
+            <w:r>
+              <w:rPr>
+                <w:rFonts w:ascii="Arial Narrow" w:hAnsi="Arial Narrow" w:cs="Arial"/>
+                <w:b/>
+                <w:bCs/>
+              </w:rPr>
+              <w:t>nip</w:t>
+            </w:r>
+            <w:r>
+              <w:rPr>
+                <w:rFonts w:ascii="Arial Narrow" w:hAnsi="Arial Narrow" w:cs="Arial"/>
+                <w:b/>
+                <w:bCs/>
+              </w:rPr>
+              <w:t>}</w:t>
+            </w:r>
+          </w:p>
+          <w:p>
+            <w:pPr>
+              <w:tabs>
+                <w:tab w:val="left" w:pos="374"/>
+                <w:tab w:val="left" w:pos="1134"/>
+                <w:tab w:val="left" w:pos="2268"/>
+                <w:tab w:val="left" w:pos="2552"/>
+                <w:tab w:val="left" w:pos="4536"/>
+                <w:tab w:val="left" w:pos="4820"/>
+              </w:tabs>
+              <w:jc w:val="center"/>
+              <w:rPr>
+                <w:rFonts w:ascii="Arial Narrow" w:hAnsi="Arial Narrow" w:cs="Arial"/>
+                <w:b/>
+                <w:bCs/>
+              </w:rPr>
+            </w:pPr>
+          </w:p>
+          <w:p>
+            <w:pPr>
+              <w:tabs>
+                <w:tab w:val="left" w:pos="374"/>
+                <w:tab w:val="left" w:pos="1134"/>
+                <w:tab w:val="left" w:pos="2268"/>
+                <w:tab w:val="left" w:pos="2552"/>
+                <w:tab w:val="left" w:pos="4536"/>
+                <w:tab w:val="left" w:pos="4820"/>
+              </w:tabs>
+              <w:jc w:val="center"/>
+              <w:rPr>
+                <w:rFonts w:ascii="Arial Narrow" w:hAnsi="Arial Narrow" w:cs="Arial"/>
+                <w:b/>
+                <w:bCs/>
+              </w:rPr>
+            </w:pPr>
+            <w:r>
+              <w:rPr>
+                <w:rFonts w:ascii="Arial Narrow" w:hAnsi="Arial Narrow" w:cs="Arial"/>
+                <w:b/>
+                <w:bCs/>
+              </w:rPr>
+              <w:t>(${jabatan})</w:t>
+            </w:r>
+            <w:r>
+              <w:rPr>
+                <w:rFonts w:ascii="Arial Narrow" w:hAnsi="Arial Narrow" w:cs="Arial"/>
+                <w:b/>
+                <w:bCs/>
+              </w:rPr>
+              <w:t xml:space="preserve"> </w:t>
+            </w:r>
+          </w:p>
+          <w:p>
+            <w:pPr>
+              <w:tabs>
+                <w:tab w:val="left" w:pos="374"/>
+                <w:tab w:val="left" w:pos="1134"/>
+                <w:tab w:val="left" w:pos="2268"/>
+                <w:tab w:val="left" w:pos="2552"/>
+                <w:tab w:val="left" w:pos="4536"/>
+                <w:tab w:val="left" w:pos="4820"/>
+              </w:tabs>
+              <w:jc w:val="center"/>
+              <w:rPr>
+                <w:rFonts w:ascii="Arial Narrow" w:hAnsi="Arial Narrow" w:cs="Arial"/>
+              </w:rPr>
+            </w:pPr>
+            <w:r>
+              <w:rPr>
+                <w:rFonts w:ascii="Arial Narrow" w:hAnsi="Arial Narrow" w:cs="Arial"/>
+              </w:rPr>
+              <w:t xml:space="preserve"> </w:t>
+            </w:r>
+          </w:p>
+          <w:p>
+            <w:pPr>
+              <w:tabs>
+                <w:tab w:val="left" w:pos="374"/>
+                <w:tab w:val="left" w:pos="1134"/>
+                <w:tab w:val="left" w:pos="2268"/>
+                <w:tab w:val="left" w:pos="2552"/>
+                <w:tab w:val="left" w:pos="4536"/>
+                <w:tab w:val="left" w:pos="4820"/>
+              </w:tabs>
+              <w:jc w:val="center"/>
+              <w:rPr>
+                <w:rFonts w:ascii="Arial Narrow" w:hAnsi="Arial Narrow" w:cs="Arial"/>
+              </w:rPr>
+            </w:pPr>
+          </w:p>
+          <w:p>
+            <w:pPr>
+              <w:tabs>
+                <w:tab w:val="left" w:pos="374"/>
+                <w:tab w:val="left" w:pos="1134"/>
+                <w:tab w:val="left" w:pos="2268"/>
+                <w:tab w:val="left" w:pos="2552"/>
+                <w:tab w:val="left" w:pos="4536"/>
+                <w:tab w:val="left" w:pos="4820"/>
+              </w:tabs>
+              <w:jc w:val="center"/>
+              <w:rPr>
+                <w:rFonts w:ascii="Arial Narrow" w:hAnsi="Arial Narrow" w:cs="Arial"/>
+              </w:rPr>
+            </w:pPr>
+            <w:r>
+              <w:rPr>
+                <w:rFonts w:ascii="Arial Narrow" w:hAnsi="Arial Narrow"/>
+              </w:rPr>
+              <w:t xml:space="preserve"> </w:t>
             </w:r>
           </w:p>
         </w:tc>
         <w:tc>
           <w:tcPr>
-            <w:tcW w:w="2031" w:type="dxa"/>
+            <w:tcW w:w="3239" w:type="dxa"/>
             <w:vAlign w:val="center"/>
           </w:tcPr>
           <w:p>
@@ -622,7 +946,7 @@
               <w:rPr>
                 <w:rFonts w:ascii="Arial Narrow" w:hAnsi="Arial Narrow" w:cs="Arial"/>
               </w:rPr>
-              <w:t>Penata Tk.I</w:t>
+              <w:t xml:space="preserve"> </w:t>
             </w:r>
           </w:p>
           <w:p>
@@ -644,144 +968,7 @@
               <w:rPr>
                 <w:rFonts w:ascii="Arial Narrow" w:hAnsi="Arial Narrow" w:cs="Arial"/>
               </w:rPr>
-              <w:t>(III/d)</w:t>
-            </w:r>
-          </w:p>
-        </w:tc>
-        <w:tc>
-          <w:tcPr>
-            <w:tcW w:w="3150" w:type="dxa"/>
-            <w:vAlign w:val="center"/>
-          </w:tcPr>
-          <w:p>
-            <w:pPr>
-              <w:tabs>
-                <w:tab w:val="left" w:pos="374"/>
-                <w:tab w:val="left" w:pos="1134"/>
-                <w:tab w:val="left" w:pos="2268"/>
-                <w:tab w:val="left" w:pos="2552"/>
-                <w:tab w:val="left" w:pos="4536"/>
-                <w:tab w:val="left" w:pos="4820"/>
-              </w:tabs>
-              <w:jc w:val="center"/>
-              <w:rPr>
-                <w:rFonts w:ascii="Arial Narrow" w:hAnsi="Arial Narrow" w:cs="Arial"/>
-              </w:rPr>
-            </w:pPr>
-            <w:r>
-              <w:rPr>
-                <w:rFonts w:ascii="Arial Narrow" w:hAnsi="Arial Narrow" w:cs="Arial"/>
-              </w:rPr>
-              <w:t>Kabid Kesenian Tradisional Sejarah dan Permuseuman</w:t>
-            </w:r>
-          </w:p>
-        </w:tc>
-      </w:tr>
-      <w:tr>
-        <w:trPr>
-          <w:trHeight w:val="692"/>
-        </w:trPr>
-        <w:tc>
-          <w:tcPr>
-            <w:tcW w:w="602" w:type="dxa"/>
-            <w:vAlign w:val="center"/>
-          </w:tcPr>
-          <w:p>
-            <w:pPr>
-              <w:tabs>
-                <w:tab w:val="left" w:pos="374"/>
-                <w:tab w:val="left" w:pos="1134"/>
-                <w:tab w:val="left" w:pos="2268"/>
-                <w:tab w:val="left" w:pos="2552"/>
-                <w:tab w:val="left" w:pos="4536"/>
-                <w:tab w:val="left" w:pos="4820"/>
-              </w:tabs>
-              <w:jc w:val="center"/>
-              <w:rPr>
-                <w:rFonts w:ascii="Arial Narrow" w:hAnsi="Arial Narrow" w:cs="Arial"/>
-              </w:rPr>
-            </w:pPr>
-            <w:r>
-              <w:rPr>
-                <w:rFonts w:ascii="Arial Narrow" w:hAnsi="Arial Narrow" w:cs="Arial"/>
-              </w:rPr>
-              <w:t>2</w:t>
-            </w:r>
-          </w:p>
-        </w:tc>
-        <w:tc>
-          <w:tcPr>
-            <w:tcW w:w="3127" w:type="dxa"/>
-            <w:vAlign w:val="center"/>
-          </w:tcPr>
-          <w:p>
-            <w:pPr>
-              <w:tabs>
-                <w:tab w:val="left" w:pos="374"/>
-                <w:tab w:val="left" w:pos="1134"/>
-                <w:tab w:val="left" w:pos="2268"/>
-                <w:tab w:val="left" w:pos="2552"/>
-                <w:tab w:val="left" w:pos="4536"/>
-                <w:tab w:val="left" w:pos="4820"/>
-              </w:tabs>
-              <w:rPr>
-                <w:rFonts w:ascii="Arial Narrow" w:hAnsi="Arial Narrow" w:cs="Arial"/>
-              </w:rPr>
-            </w:pPr>
-            <w:r>
-              <w:rPr>
-                <w:rFonts w:ascii="Arial Narrow" w:hAnsi="Arial Narrow" w:cs="Arial"/>
-              </w:rPr>
-              <w:t>CHICHI SRI QODARSIH, S.SOS</w:t>
-            </w:r>
-          </w:p>
-          <w:p>
-            <w:pPr>
-              <w:tabs>
-                <w:tab w:val="left" w:pos="374"/>
-                <w:tab w:val="left" w:pos="1134"/>
-                <w:tab w:val="left" w:pos="2268"/>
-                <w:tab w:val="left" w:pos="2552"/>
-                <w:tab w:val="left" w:pos="4536"/>
-                <w:tab w:val="left" w:pos="4820"/>
-              </w:tabs>
-              <w:rPr>
-                <w:rFonts w:ascii="Arial Narrow" w:hAnsi="Arial Narrow" w:cs="Arial"/>
-              </w:rPr>
-            </w:pPr>
-            <w:r>
-              <w:rPr>
-                <w:rFonts w:ascii="Arial Narrow" w:hAnsi="Arial Narrow" w:cs="Arial"/>
-              </w:rPr>
-              <w:t>NIP. 19800809 200801 2 003</w:t>
-            </w:r>
-          </w:p>
-        </w:tc>
-        <w:tc>
-          <w:tcPr>
-            <w:tcW w:w="2031" w:type="dxa"/>
-            <w:vAlign w:val="center"/>
-          </w:tcPr>
-          <w:p>
-            <w:pPr>
-              <w:tabs>
-                <w:tab w:val="left" w:pos="374"/>
-                <w:tab w:val="left" w:pos="1134"/>
-                <w:tab w:val="left" w:pos="2268"/>
-                <w:tab w:val="left" w:pos="2552"/>
-                <w:tab w:val="left" w:pos="4536"/>
-                <w:tab w:val="left" w:pos="4820"/>
-              </w:tabs>
-              <w:jc w:val="center"/>
-              <w:rPr>
-                <w:rFonts w:ascii="Arial Narrow" w:hAnsi="Arial Narrow" w:cs="Arial"/>
-              </w:rPr>
-            </w:pPr>
-            <w:r>
-              <w:rPr>
-                <w:rFonts w:ascii="Arial Narrow" w:hAnsi="Arial Narrow" w:cs="Arial"/>
-              </w:rPr>
-              <w:t>Penata</w:t>
+              <w:t xml:space="preserve"> </w:t>
             </w:r>
           </w:p>
           <w:p>
@@ -801,86 +988,74 @@
             </w:pPr>
             <w:r>
               <w:rPr>
-                <w:rFonts w:ascii="Arial Narrow" w:hAnsi="Arial Narrow" w:cs="Arial"/>
-              </w:rPr>
-              <w:t>(III/c)</w:t>
-            </w:r>
-          </w:p>
-        </w:tc>
-        <w:tc>
-          <w:tcPr>
-            <w:tcW w:w="3150" w:type="dxa"/>
-            <w:vAlign w:val="center"/>
-          </w:tcPr>
-          <w:p>
-            <w:pPr>
-              <w:tabs>
-                <w:tab w:val="left" w:pos="374"/>
-                <w:tab w:val="left" w:pos="1134"/>
-                <w:tab w:val="left" w:pos="2268"/>
-                <w:tab w:val="left" w:pos="2552"/>
-                <w:tab w:val="left" w:pos="4536"/>
-                <w:tab w:val="left" w:pos="4820"/>
-              </w:tabs>
-              <w:jc w:val="center"/>
-              <w:rPr>
-                <w:rFonts w:ascii="Arial Narrow" w:hAnsi="Arial Narrow" w:cs="Arial"/>
-              </w:rPr>
-            </w:pPr>
-            <w:r>
-              <w:rPr>
-                <w:rFonts w:ascii="Arial Narrow" w:hAnsi="Arial Narrow" w:cs="Arial"/>
-              </w:rPr>
-              <w:t>JF Pamong Budaya Muda</w:t>
-            </w:r>
-          </w:p>
-          <w:p>
-            <w:pPr>
-              <w:tabs>
-                <w:tab w:val="left" w:pos="374"/>
-                <w:tab w:val="left" w:pos="1134"/>
-                <w:tab w:val="left" w:pos="2268"/>
-                <w:tab w:val="left" w:pos="2552"/>
-                <w:tab w:val="left" w:pos="4536"/>
-                <w:tab w:val="left" w:pos="4820"/>
-              </w:tabs>
-              <w:jc w:val="center"/>
-              <w:rPr>
-                <w:rFonts w:ascii="Arial Narrow" w:hAnsi="Arial Narrow" w:cs="Arial"/>
-              </w:rPr>
-            </w:pPr>
-            <w:r>
-              <w:rPr>
-                <w:rFonts w:ascii="Arial Narrow" w:hAnsi="Arial Narrow" w:cs="Arial"/>
-              </w:rPr>
-              <w:t xml:space="preserve">(Sub Koordinator </w:t>
-            </w:r>
-          </w:p>
-          <w:p>
-            <w:pPr>
-              <w:tabs>
-                <w:tab w:val="left" w:pos="374"/>
-                <w:tab w:val="left" w:pos="1134"/>
-                <w:tab w:val="left" w:pos="2268"/>
-                <w:tab w:val="left" w:pos="2552"/>
-                <w:tab w:val="left" w:pos="4536"/>
-                <w:tab w:val="left" w:pos="4820"/>
-              </w:tabs>
-              <w:jc w:val="center"/>
-              <w:rPr>
-                <w:rFonts w:ascii="Arial Narrow" w:hAnsi="Arial Narrow" w:cs="Arial"/>
-              </w:rPr>
-            </w:pPr>
-            <w:r>
-              <w:rPr>
-                <w:rFonts w:ascii="Arial Narrow" w:hAnsi="Arial Narrow" w:cs="Arial"/>
-              </w:rPr>
-              <w:t>Lingkup Permusuman)</w:t>
+                <w:rFonts w:ascii="Arial Narrow" w:hAnsi="Arial Narrow"/>
+              </w:rPr>
+              <w:t xml:space="preserve"> </w:t>
             </w:r>
           </w:p>
         </w:tc>
       </w:tr>
     </w:tbl>
+    <w:p>
+      <w:pPr>
+        <w:tabs>
+          <w:tab w:val="left" w:pos="374"/>
+          <w:tab w:val="left" w:pos="1134"/>
+          <w:tab w:val="left" w:pos="2268"/>
+          <w:tab w:val="left" w:pos="2552"/>
+          <w:tab w:val="left" w:pos="4536"/>
+          <w:tab w:val="left" w:pos="4820"/>
+        </w:tabs>
+        <w:jc w:val="center"/>
+        <w:rPr>
+          <w:rFonts w:ascii="Arial Narrow" w:hAnsi="Arial Narrow" w:cs="Arial"/>
+        </w:rPr>
+      </w:pPr>
+      <w:r>
+        <w:rPr>
+          <w:rFonts w:ascii="Arial Narrow" w:hAnsi="Arial Narrow" w:cs="Arial"/>
+        </w:rPr>
+        <w:t>${</w:t>
+      </w:r>
+      <w:r>
+        <w:rPr>
+          <w:rFonts w:ascii="Arial Narrow" w:hAnsi="Arial Narrow" w:cs="Arial"/>
+        </w:rPr>
+        <w:t>/</w:t>
+      </w:r>
+      <w:r>
+        <w:rPr>
+          <w:rFonts w:ascii="Arial Narrow" w:hAnsi="Arial Narrow" w:cs="Arial"/>
+        </w:rPr>
+        <w:t>block_name</w:t>
+      </w:r>
+      <w:r>
+        <w:rPr>
+          <w:rFonts w:ascii="Arial Narrow" w:hAnsi="Arial Narrow" w:cs="Arial"/>
+        </w:rPr>
+        <w:t>}</w:t>
+      </w:r>
+    </w:p>
+    <w:p>
+      <w:pPr>
+        <w:pStyle w:val="BodyTextIndent"/>
+        <w:tabs>
+          <w:tab w:val="clear" w:pos="374"/>
+          <w:tab w:val="clear" w:pos="2618"/>
+          <w:tab w:val="clear" w:pos="2805"/>
+          <w:tab w:val="left" w:pos="748"/>
+          <w:tab w:val="left" w:pos="2250"/>
+          <w:tab w:val="left" w:pos="2552"/>
+          <w:tab w:val="left" w:pos="4536"/>
+          <w:tab w:val="left" w:pos="4820"/>
+        </w:tabs>
+        <w:spacing w:before="20"/>
+        <w:ind w:left="0" w:firstLine="0"/>
+        <w:rPr>
+          <w:rFonts w:ascii="Arial Narrow" w:hAnsi="Arial Narrow"/>
+        </w:rPr>
+      </w:pPr>
+    </w:p>
     <w:p>
       <w:pPr>
         <w:pStyle w:val="BodyTextIndent"/>
@@ -1883,6 +2058,7 @@
           <w:b/>
           <w:lang w:val="pt-BR"/>
         </w:rPr>
+        <w:lastRenderedPageBreak/>
         <w:t>${jabatanpimpinan}</w:t>
       </w:r>
     </w:p>
@@ -3194,7 +3370,7 @@
   <w:style w:type="paragraph" w:default="1" w:styleId="Normal">
     <w:name w:val="Normal"/>
     <w:qFormat/>
-    <w:rsid w:val="005F142C"/>
+    <w:rsid w:val="002B1AE9"/>
     <w:pPr>
       <w:spacing w:after="0" w:line="240" w:lineRule="auto"/>
     </w:pPr>
